--- a/api/_docrh/modelos/autorizacao-horas-extras.docx
+++ b/api/_docrh/modelos/autorizacao-horas-extras.docx
@@ -912,7 +912,7 @@
                 <w:iCs/>
                 <w:color w:val="000000" w:themeColor="text1"/>
               </w:rPr>
-              <w:t>e:</w:t>
+              <w:t>e: {{NOME_EMPREGADO}}</w:t>
             </w:r>
           </w:p>
         </w:tc>
@@ -997,7 +997,7 @@
                 <w:iCs/>
                 <w:color w:val="000000" w:themeColor="text1"/>
               </w:rPr>
-              <w:t>la:</w:t>
+              <w:t>la: {{MATRICULA}}</w:t>
             </w:r>
           </w:p>
         </w:tc>
@@ -1045,7 +1045,7 @@
                 <w:iCs/>
                 <w:color w:val="000000" w:themeColor="text1"/>
               </w:rPr>
-              <w:t>argo:</w:t>
+              <w:t>argo: {{CARGO_EMPREGADO}}</w:t>
             </w:r>
           </w:p>
         </w:tc>
@@ -1112,7 +1112,7 @@
                 <w:iCs/>
                 <w:color w:val="000000" w:themeColor="text1"/>
               </w:rPr>
-              <w:t>:</w:t>
+              <w:t>: {{SETOR}}</w:t>
             </w:r>
           </w:p>
         </w:tc>
